--- a/var/templates_docx/E-122.docx
+++ b/var/templates_docx/E-122.docx
@@ -397,7 +397,7 @@
               <w:color w:val="6B7280"/>
               <w:sz w:val="18"/>
             </w:rPr>
-            <w:t>E-122 · Documento E-122</w:t>
+            <w:t>E-122 · POLÍTICA DE GESTIÓN DE SOPORTES</w:t>
             <w:br/>
             <w:t>versión {{ proyecto.version_actual }}</w:t>
           </w:r>
